--- a/app/docs/오이마켓_기획제안서.docx
+++ b/app/docs/오이마켓_기획제안서.docx
@@ -57,7 +57,7 @@
           <w:rFonts w:ascii="맑은 고딕" w:cs="맑은 고딕" w:eastAsia="맑은 고딕" w:hAnsi="맑은 고딕"/>
           <w:b/>
           <w:bCs/>
-          <w:color w:val="EA580C"/>
+          <w:color w:val="2B8A3E"/>
           <w:sz w:val="24"/>
           <w:szCs w:val="24"/>
         </w:rPr>
@@ -425,7 +425,7 @@
           <w:rFonts w:ascii="맑은 고딕" w:cs="맑은 고딕" w:eastAsia="맑은 고딕" w:hAnsi="맑은 고딕"/>
           <w:b/>
           <w:bCs/>
-          <w:color w:val="EA580C"/>
+          <w:color w:val="2B8A3E"/>
           <w:sz w:val="26"/>
           <w:szCs w:val="26"/>
         </w:rPr>
@@ -453,7 +453,7 @@
           <w:rFonts w:ascii="맑은 고딕" w:cs="맑은 고딕" w:eastAsia="맑은 고딕" w:hAnsi="맑은 고딕"/>
           <w:b/>
           <w:bCs/>
-          <w:color w:val="EA580C"/>
+          <w:color w:val="2B8A3E"/>
           <w:sz w:val="22"/>
           <w:szCs w:val="22"/>
         </w:rPr>
@@ -519,7 +519,7 @@
           <w:rFonts w:ascii="맑은 고딕" w:cs="맑은 고딕" w:eastAsia="맑은 고딕" w:hAnsi="맑은 고딕"/>
           <w:b/>
           <w:bCs/>
-          <w:color w:val="EA580C"/>
+          <w:color w:val="2B8A3E"/>
           <w:sz w:val="22"/>
           <w:szCs w:val="22"/>
         </w:rPr>
@@ -616,7 +616,7 @@
           <w:rFonts w:ascii="맑은 고딕" w:cs="맑은 고딕" w:eastAsia="맑은 고딕" w:hAnsi="맑은 고딕"/>
           <w:b/>
           <w:bCs/>
-          <w:color w:val="EA580C"/>
+          <w:color w:val="2B8A3E"/>
           <w:sz w:val="22"/>
           <w:szCs w:val="22"/>
         </w:rPr>
@@ -698,7 +698,7 @@
           <w:rFonts w:ascii="맑은 고딕" w:cs="맑은 고딕" w:eastAsia="맑은 고딕" w:hAnsi="맑은 고딕"/>
           <w:b/>
           <w:bCs/>
-          <w:color w:val="EA580C"/>
+          <w:color w:val="2B8A3E"/>
           <w:sz w:val="26"/>
           <w:szCs w:val="26"/>
         </w:rPr>
@@ -726,7 +726,7 @@
           <w:rFonts w:ascii="맑은 고딕" w:cs="맑은 고딕" w:eastAsia="맑은 고딕" w:hAnsi="맑은 고딕"/>
           <w:b/>
           <w:bCs/>
-          <w:color w:val="EA580C"/>
+          <w:color w:val="2B8A3E"/>
           <w:sz w:val="22"/>
           <w:szCs w:val="22"/>
         </w:rPr>
@@ -747,12 +747,12 @@
     <w:p>
       <w:pPr>
         <w:pBdr>
-          <w:top w:val="single" w:color="EA580C" w:sz="4"/>
-          <w:bottom w:val="single" w:color="EA580C" w:sz="4"/>
-          <w:left w:val="single" w:color="EA580C" w:sz="4"/>
-          <w:right w:val="single" w:color="EA580C" w:sz="4"/>
+          <w:top w:val="single" w:color="2B8A3E" w:sz="4"/>
+          <w:bottom w:val="single" w:color="2B8A3E" w:sz="4"/>
+          <w:left w:val="single" w:color="2B8A3E" w:sz="4"/>
+          <w:right w:val="single" w:color="2B8A3E" w:sz="4"/>
         </w:pBdr>
-        <w:shd w:fill="FFF6F1" w:color="auto" w:val="clear"/>
+        <w:shd w:fill="EEF7EF" w:color="auto" w:val="clear"/>
         <w:spacing w:after="140" w:line="300"/>
         <w:jc w:val="center"/>
       </w:pPr>
@@ -780,7 +780,7 @@
           <w:rFonts w:ascii="맑은 고딕" w:cs="맑은 고딕" w:eastAsia="맑은 고딕" w:hAnsi="맑은 고딕"/>
           <w:b/>
           <w:bCs/>
-          <w:color w:val="EA580C"/>
+          <w:color w:val="2B8A3E"/>
           <w:sz w:val="22"/>
           <w:szCs w:val="22"/>
         </w:rPr>
@@ -1088,7 +1088,7 @@
           <w:rFonts w:ascii="맑은 고딕" w:cs="맑은 고딕" w:eastAsia="맑은 고딕" w:hAnsi="맑은 고딕"/>
           <w:b/>
           <w:bCs/>
-          <w:color w:val="EA580C"/>
+          <w:color w:val="2B8A3E"/>
           <w:sz w:val="22"/>
           <w:szCs w:val="22"/>
         </w:rPr>
@@ -1364,7 +1364,7 @@
           <w:rFonts w:ascii="맑은 고딕" w:cs="맑은 고딕" w:eastAsia="맑은 고딕" w:hAnsi="맑은 고딕"/>
           <w:b/>
           <w:bCs/>
-          <w:color w:val="EA580C"/>
+          <w:color w:val="2B8A3E"/>
           <w:sz w:val="26"/>
           <w:szCs w:val="26"/>
         </w:rPr>
@@ -1392,7 +1392,7 @@
           <w:rFonts w:ascii="맑은 고딕" w:cs="맑은 고딕" w:eastAsia="맑은 고딕" w:hAnsi="맑은 고딕"/>
           <w:b/>
           <w:bCs/>
-          <w:color w:val="EA580C"/>
+          <w:color w:val="2B8A3E"/>
           <w:sz w:val="22"/>
           <w:szCs w:val="22"/>
         </w:rPr>
@@ -2741,7 +2741,7 @@
           <w:rFonts w:ascii="맑은 고딕" w:cs="맑은 고딕" w:eastAsia="맑은 고딕" w:hAnsi="맑은 고딕"/>
           <w:b/>
           <w:bCs/>
-          <w:color w:val="EA580C"/>
+          <w:color w:val="2B8A3E"/>
           <w:sz w:val="22"/>
           <w:szCs w:val="22"/>
         </w:rPr>
@@ -3475,7 +3475,7 @@
           <w:rFonts w:ascii="맑은 고딕" w:cs="맑은 고딕" w:eastAsia="맑은 고딕" w:hAnsi="맑은 고딕"/>
           <w:b/>
           <w:bCs/>
-          <w:color w:val="EA580C"/>
+          <w:color w:val="2B8A3E"/>
           <w:sz w:val="26"/>
           <w:szCs w:val="26"/>
         </w:rPr>
@@ -3503,7 +3503,7 @@
           <w:rFonts w:ascii="맑은 고딕" w:cs="맑은 고딕" w:eastAsia="맑은 고딕" w:hAnsi="맑은 고딕"/>
           <w:b/>
           <w:bCs/>
-          <w:color w:val="EA580C"/>
+          <w:color w:val="2B8A3E"/>
           <w:sz w:val="22"/>
           <w:szCs w:val="22"/>
         </w:rPr>
@@ -3665,7 +3665,7 @@
           <w:rFonts w:ascii="맑은 고딕" w:cs="맑은 고딕" w:eastAsia="맑은 고딕" w:hAnsi="맑은 고딕"/>
           <w:b/>
           <w:bCs/>
-          <w:color w:val="EA580C"/>
+          <w:color w:val="2B8A3E"/>
           <w:sz w:val="22"/>
           <w:szCs w:val="22"/>
         </w:rPr>
@@ -4518,7 +4518,7 @@
           <w:rFonts w:ascii="맑은 고딕" w:cs="맑은 고딕" w:eastAsia="맑은 고딕" w:hAnsi="맑은 고딕"/>
           <w:b/>
           <w:bCs/>
-          <w:color w:val="EA580C"/>
+          <w:color w:val="2B8A3E"/>
           <w:sz w:val="26"/>
           <w:szCs w:val="26"/>
         </w:rPr>
@@ -4546,7 +4546,7 @@
           <w:rFonts w:ascii="맑은 고딕" w:cs="맑은 고딕" w:eastAsia="맑은 고딕" w:hAnsi="맑은 고딕"/>
           <w:b/>
           <w:bCs/>
-          <w:color w:val="EA580C"/>
+          <w:color w:val="2B8A3E"/>
           <w:sz w:val="22"/>
           <w:szCs w:val="22"/>
         </w:rPr>
@@ -4920,7 +4920,7 @@
           <w:rFonts w:ascii="맑은 고딕" w:cs="맑은 고딕" w:eastAsia="맑은 고딕" w:hAnsi="맑은 고딕"/>
           <w:b/>
           <w:bCs/>
-          <w:color w:val="EA580C"/>
+          <w:color w:val="2B8A3E"/>
           <w:sz w:val="22"/>
           <w:szCs w:val="22"/>
         </w:rPr>
@@ -5087,7 +5087,7 @@
           <w:rFonts w:ascii="맑은 고딕" w:cs="맑은 고딕" w:eastAsia="맑은 고딕" w:hAnsi="맑은 고딕"/>
           <w:b/>
           <w:bCs/>
-          <w:color w:val="EA580C"/>
+          <w:color w:val="2B8A3E"/>
           <w:sz w:val="22"/>
           <w:szCs w:val="22"/>
         </w:rPr>
@@ -5192,7 +5192,7 @@
           <w:rFonts w:ascii="맑은 고딕" w:cs="맑은 고딕" w:eastAsia="맑은 고딕" w:hAnsi="맑은 고딕"/>
           <w:b/>
           <w:bCs/>
-          <w:color w:val="EA580C"/>
+          <w:color w:val="2B8A3E"/>
           <w:sz w:val="26"/>
           <w:szCs w:val="26"/>
         </w:rPr>
@@ -6191,7 +6191,7 @@
           <w:rFonts w:ascii="맑은 고딕" w:cs="맑은 고딕" w:eastAsia="맑은 고딕" w:hAnsi="맑은 고딕"/>
           <w:b/>
           <w:bCs/>
-          <w:color w:val="EA580C"/>
+          <w:color w:val="2B8A3E"/>
           <w:sz w:val="26"/>
           <w:szCs w:val="26"/>
         </w:rPr>
@@ -6238,7 +6238,7 @@
           <w:rFonts w:ascii="맑은 고딕" w:cs="맑은 고딕" w:eastAsia="맑은 고딕" w:hAnsi="맑은 고딕"/>
           <w:b/>
           <w:bCs/>
-          <w:color w:val="EA580C"/>
+          <w:color w:val="2B8A3E"/>
           <w:sz w:val="22"/>
           <w:szCs w:val="22"/>
         </w:rPr>
@@ -6866,7 +6866,7 @@
           <w:rFonts w:ascii="맑은 고딕" w:cs="맑은 고딕" w:eastAsia="맑은 고딕" w:hAnsi="맑은 고딕"/>
           <w:b/>
           <w:bCs/>
-          <w:color w:val="EA580C"/>
+          <w:color w:val="2B8A3E"/>
           <w:sz w:val="22"/>
           <w:szCs w:val="22"/>
         </w:rPr>
@@ -7370,7 +7370,7 @@
           <w:rFonts w:ascii="맑은 고딕" w:cs="맑은 고딕" w:eastAsia="맑은 고딕" w:hAnsi="맑은 고딕"/>
           <w:b/>
           <w:bCs/>
-          <w:color w:val="EA580C"/>
+          <w:color w:val="2B8A3E"/>
           <w:sz w:val="22"/>
           <w:szCs w:val="22"/>
         </w:rPr>
@@ -7752,7 +7752,7 @@
           <w:rFonts w:ascii="맑은 고딕" w:cs="맑은 고딕" w:eastAsia="맑은 고딕" w:hAnsi="맑은 고딕"/>
           <w:b/>
           <w:bCs/>
-          <w:color w:val="EA580C"/>
+          <w:color w:val="2B8A3E"/>
           <w:sz w:val="26"/>
           <w:szCs w:val="26"/>
         </w:rPr>
@@ -7780,7 +7780,7 @@
           <w:rFonts w:ascii="맑은 고딕" w:cs="맑은 고딕" w:eastAsia="맑은 고딕" w:hAnsi="맑은 고딕"/>
           <w:b/>
           <w:bCs/>
-          <w:color w:val="EA580C"/>
+          <w:color w:val="2B8A3E"/>
           <w:sz w:val="22"/>
           <w:szCs w:val="22"/>
         </w:rPr>
@@ -7854,7 +7854,7 @@
           <w:rFonts w:ascii="맑은 고딕" w:cs="맑은 고딕" w:eastAsia="맑은 고딕" w:hAnsi="맑은 고딕"/>
           <w:b/>
           <w:bCs/>
-          <w:color w:val="EA580C"/>
+          <w:color w:val="2B8A3E"/>
           <w:sz w:val="22"/>
           <w:szCs w:val="22"/>
         </w:rPr>
@@ -7951,7 +7951,7 @@
           <w:rFonts w:ascii="맑은 고딕" w:cs="맑은 고딕" w:eastAsia="맑은 고딕" w:hAnsi="맑은 고딕"/>
           <w:b/>
           <w:bCs/>
-          <w:color w:val="EA580C"/>
+          <w:color w:val="2B8A3E"/>
           <w:sz w:val="22"/>
           <w:szCs w:val="22"/>
         </w:rPr>
@@ -8392,7 +8392,7 @@
           <w:rFonts w:ascii="맑은 고딕" w:cs="맑은 고딕" w:eastAsia="맑은 고딕" w:hAnsi="맑은 고딕"/>
           <w:b/>
           <w:bCs/>
-          <w:color w:val="EA580C"/>
+          <w:color w:val="2B8A3E"/>
           <w:sz w:val="26"/>
           <w:szCs w:val="26"/>
         </w:rPr>
@@ -8689,7 +8689,7 @@
         <w:ind w:left="460" w:hanging="240"/>
       </w:pPr>
       <w:rPr>
-        <w:color w:val="EA580C"/>
+        <w:color w:val="2B8A3E"/>
       </w:rPr>
     </w:lvl>
     <w:lvl w:ilvl="1" w15:tentative="1">
@@ -8701,7 +8701,7 @@
         <w:ind w:left="900" w:hanging="240"/>
       </w:pPr>
       <w:rPr>
-        <w:color w:val="EA580C"/>
+        <w:color w:val="2B8A3E"/>
       </w:rPr>
     </w:lvl>
   </w:abstractNum>
@@ -8716,7 +8716,7 @@
         <w:ind w:left="460" w:hanging="240"/>
       </w:pPr>
       <w:rPr>
-        <w:color w:val="EA580C"/>
+        <w:color w:val="2B8A3E"/>
       </w:rPr>
     </w:lvl>
     <w:lvl w:ilvl="1" w15:tentative="1">
@@ -8728,7 +8728,7 @@
         <w:ind w:left="900" w:hanging="240"/>
       </w:pPr>
       <w:rPr>
-        <w:color w:val="EA580C"/>
+        <w:color w:val="2B8A3E"/>
       </w:rPr>
     </w:lvl>
   </w:abstractNum>
@@ -8743,7 +8743,7 @@
         <w:ind w:left="460" w:hanging="240"/>
       </w:pPr>
       <w:rPr>
-        <w:color w:val="EA580C"/>
+        <w:color w:val="2B8A3E"/>
       </w:rPr>
     </w:lvl>
     <w:lvl w:ilvl="1" w15:tentative="1">
@@ -8755,7 +8755,7 @@
         <w:ind w:left="900" w:hanging="240"/>
       </w:pPr>
       <w:rPr>
-        <w:color w:val="EA580C"/>
+        <w:color w:val="2B8A3E"/>
       </w:rPr>
     </w:lvl>
   </w:abstractNum>
@@ -8770,7 +8770,7 @@
         <w:ind w:left="460" w:hanging="240"/>
       </w:pPr>
       <w:rPr>
-        <w:color w:val="EA580C"/>
+        <w:color w:val="2B8A3E"/>
       </w:rPr>
     </w:lvl>
     <w:lvl w:ilvl="1" w15:tentative="1">
@@ -8782,7 +8782,7 @@
         <w:ind w:left="900" w:hanging="240"/>
       </w:pPr>
       <w:rPr>
-        <w:color w:val="EA580C"/>
+        <w:color w:val="2B8A3E"/>
       </w:rPr>
     </w:lvl>
   </w:abstractNum>
